--- a/06-学生侧材料/讲义/数学工具/数学工具-第5讲-偏导与全微分.docx
+++ b/06-学生侧材料/讲义/数学工具/数学工具-第5讲-偏导与全微分.docx
@@ -7956,15 +7956,28 @@
         <w:rPr>
           <w:rFonts w:hint="eastAsia" w:ascii="Times New Roman" w:hAnsi="Times New Roman" w:eastAsia="Times New Roman" w:cs="Times New Roman"/>
         </w:rPr>
-        <w:t>：6xy</w:t>
-      </w:r>
-      <w:r>
-        <w:rPr>
-          <w:rFonts w:hint="eastAsia" w:ascii="Times New Roman" w:hAnsi="Times New Roman" w:eastAsia="Times New Roman" w:cs="Times New Roman"/>
-          <w:vertAlign w:val="superscript"/>
-        </w:rPr>
-        <w:t>2</w:t>
-      </w:r>
+        <w:t xml:space="preserve">：</w:t>
+      </w:r>
+      <m:oMath>
+        <m:r>
+          <m:t>6</m:t>
+        </m:r>
+        <m:r>
+          <m:t>x</m:t>
+        </m:r>
+        <m:sSup>
+          <m:e>
+            <m:r>
+              <m:t>y</m:t>
+            </m:r>
+          </m:e>
+          <m:sup>
+            <m:r>
+              <m:t>2</m:t>
+            </m:r>
+          </m:sup>
+        </m:sSup>
+      </m:oMath>
     </w:p>
     <w:p>
       <w:pPr>
@@ -8123,15 +8136,28 @@
         <w:rPr>
           <w:rFonts w:hint="eastAsia" w:ascii="Times New Roman" w:hAnsi="Times New Roman" w:eastAsia="Times New Roman" w:cs="Times New Roman"/>
         </w:rPr>
-        <w:t>：6xy</w:t>
-      </w:r>
-      <w:r>
-        <w:rPr>
-          <w:rFonts w:hint="eastAsia" w:ascii="Times New Roman" w:hAnsi="Times New Roman" w:eastAsia="Times New Roman" w:cs="Times New Roman"/>
-          <w:vertAlign w:val="superscript"/>
-        </w:rPr>
-        <w:t>2</w:t>
-      </w:r>
+        <w:t xml:space="preserve">：</w:t>
+      </w:r>
+      <m:oMath>
+        <m:r>
+          <m:t>6</m:t>
+        </m:r>
+        <m:r>
+          <m:t>x</m:t>
+        </m:r>
+        <m:sSup>
+          <m:e>
+            <m:r>
+              <m:t>y</m:t>
+            </m:r>
+          </m:e>
+          <m:sup>
+            <m:r>
+              <m:t>2</m:t>
+            </m:r>
+          </m:sup>
+        </m:sSup>
+      </m:oMath>
     </w:p>
     <w:p>
       <w:pPr>

--- a/06-学生侧材料/讲义/数学工具/数学工具-第5讲-偏导与全微分.docx
+++ b/06-学生侧材料/讲义/数学工具/数学工具-第5讲-偏导与全微分.docx
@@ -3574,13 +3574,13 @@
           <w:rStyle w:val="VerbatimChar"/>
           <w:rFonts w:ascii="Times New Roman" w:hAnsi="Times New Roman" w:eastAsia="Times New Roman" w:cs="Times New Roman"/>
         </w:rPr>
-        <w:t xml:space="preserve">p = nRT·V^{-1}</w:t>
-      </w:r>
-      <w:r>
-        <w:rPr>
-          <w:rFonts w:ascii="Times New Roman" w:hAnsi="Times New Roman" w:eastAsia="Times New Roman" w:cs="Times New Roman"/>
-        </w:rPr>
-        <w:t xml:space="preserve"> </w:t>
+        <w:t xml:space="preserve">p = $nRT·V^{-1}</w:t>
+      </w:r>
+      <w:r>
+        <w:rPr>
+          <w:rFonts w:ascii="Times New Roman" w:hAnsi="Times New Roman" w:eastAsia="Times New Roman" w:cs="Times New Roman"/>
+        </w:rPr>
+        <w:t xml:space="preserve">$ </w:t>
       </w:r>
       <w:r>
         <w:rPr>
@@ -21507,13 +21507,11 @@
         </w:rPr>
         <w:t>，</w:t>
       </w:r>
-      <w:r>
-        <w:rPr>
-          <w:rStyle w:val="VerbatimChar"/>
-          <w:rFonts w:ascii="Times New Roman" w:hAnsi="Times New Roman" w:eastAsia="Times New Roman" w:cs="Times New Roman"/>
-        </w:rPr>
-        <w:t xml:space="preserve">Q</w:t>
-      </w:r>
+      <m:oMath>
+        <m:r>
+          <m:t>Q</m:t>
+        </m:r>
+      </m:oMath>
       <w:r>
         <w:rPr>
           <w:rFonts w:ascii="Times New Roman" w:hAnsi="Times New Roman" w:eastAsia="Times New Roman" w:cs="Times New Roman"/>
@@ -21532,13 +21530,40 @@
         </w:rPr>
         <w:t xml:space="preserve"> </w:t>
       </w:r>
-      <w:r>
-        <w:rPr>
-          <w:rStyle w:val="VerbatimChar"/>
-          <w:rFonts w:ascii="Times New Roman" w:hAnsi="Times New Roman" w:eastAsia="Times New Roman" w:cs="Times New Roman"/>
-        </w:rPr>
-        <w:t xml:space="preserve">Q = mc\Delta T</w:t>
-      </w:r>
+      <m:oMath>
+        <m:oMathPr>
+          <m:ctrlPr>
+            <w:rPr>
+              <w:sz w:val="28"/>
+              <w:szCs w:val="28"/>
+            </w:rPr>
+          </m:ctrlPr>
+        </m:oMathPr>
+        <m:r>
+          <m:t>Q</m:t>
+        </m:r>
+        <m:r>
+          <m:rPr>
+            <m:sty m:val="p"/>
+          </m:rPr>
+          <m:t>=</m:t>
+        </m:r>
+        <m:r>
+          <m:t>m</m:t>
+        </m:r>
+        <m:r>
+          <m:t>c</m:t>
+        </m:r>
+        <m:r>
+          <m:rPr>
+            <m:sty m:val="p"/>
+          </m:rPr>
+          <m:t>Δ</m:t>
+        </m:r>
+        <m:r>
+          <m:t>T</m:t>
+        </m:r>
+      </m:oMath>
       <w:r>
         <w:rPr>
           <w:rFonts w:ascii="Times New Roman" w:hAnsi="Times New Roman" w:eastAsia="Times New Roman" w:cs="Times New Roman"/>
@@ -21569,62 +21594,171 @@
         </w:rPr>
         <w:t xml:space="preserve"> </w:t>
       </w:r>
-      <w:r>
-        <w:rPr>
-          <w:rStyle w:val="VerbatimChar"/>
-          <w:rFonts w:ascii="Times New Roman" w:hAnsi="Times New Roman" w:eastAsia="Times New Roman" w:cs="Times New Roman"/>
-        </w:rPr>
-        <w:t xml:space="preserve">m = 100.0 g</w:t>
-      </w:r>
+      <m:oMath>
+        <m:oMathPr>
+          <m:ctrlPr>
+            <w:rPr>
+              <w:sz w:val="28"/>
+              <w:szCs w:val="28"/>
+            </w:rPr>
+          </m:ctrlPr>
+        </m:oMathPr>
+        <m:r>
+          <m:t>m</m:t>
+        </m:r>
+        <m:r>
+          <m:rPr>
+            <m:sty m:val="p"/>
+          </m:rPr>
+          <m:t>=</m:t>
+        </m:r>
+        <m:r>
+          <m:t>100.0</m:t>
+        </m:r>
+        <m:r>
+          <m:t> </m:t>
+        </m:r>
+        <m:r>
+          <m:rPr>
+            <m:sty m:val="p"/>
+          </m:rPr>
+          <m:t>g</m:t>
+        </m:r>
+      </m:oMath>
       <w:r>
         <w:rPr>
           <w:rFonts w:hint="eastAsia" w:ascii="Times New Roman" w:hAnsi="Times New Roman" w:eastAsia="Times New Roman" w:cs="Times New Roman"/>
         </w:rPr>
         <w:t xml:space="preserve">（</w:t>
       </w:r>
-      <w:r>
-        <w:rPr>
-          <w:rStyle w:val="VerbatimChar"/>
-          <w:rFonts w:ascii="Times New Roman" w:hAnsi="Times New Roman" w:eastAsia="Times New Roman" w:cs="Times New Roman"/>
-        </w:rPr>
-        <w:t xml:space="preserve">Δm = 0.5 g</w:t>
-      </w:r>
+      <m:oMath>
+        <m:oMathPr>
+          <m:ctrlPr>
+            <w:rPr>
+              <w:sz w:val="28"/>
+              <w:szCs w:val="28"/>
+            </w:rPr>
+          </m:ctrlPr>
+        </m:oMathPr>
+        <m:r>
+          <m:rPr>
+            <m:sty m:val="p"/>
+          </m:rPr>
+          <m:t>Δ</m:t>
+        </m:r>
+        <m:r>
+          <m:t>m</m:t>
+        </m:r>
+        <m:r>
+          <m:rPr>
+            <m:sty m:val="p"/>
+          </m:rPr>
+          <m:t>=</m:t>
+        </m:r>
+        <m:r>
+          <m:t>0.5</m:t>
+        </m:r>
+        <m:r>
+          <m:t> </m:t>
+        </m:r>
+        <m:r>
+          <m:rPr>
+            <m:sty m:val="p"/>
+          </m:rPr>
+          <m:t>g</m:t>
+        </m:r>
+      </m:oMath>
       <w:r>
         <w:rPr>
           <w:rFonts w:hint="eastAsia" w:ascii="Times New Roman" w:hAnsi="Times New Roman" w:eastAsia="Times New Roman" w:cs="Times New Roman"/>
         </w:rPr>
         <w:t xml:space="preserve">）、</w:t>
       </w:r>
-      <w:r>
-        <w:rPr>
-          <w:rStyle w:val="VerbatimChar"/>
-          <w:rFonts w:ascii="Times New Roman" w:hAnsi="Times New Roman" w:eastAsia="Times New Roman" w:cs="Times New Roman"/>
-        </w:rPr>
-        <w:t>c = 4.18 J·g</w:t>
-      </w:r>
-      <w:r>
-        <w:rPr>
-          <w:rStyle w:val="VerbatimChar"/>
-          <w:rFonts w:ascii="Times New Roman" w:hAnsi="Times New Roman" w:eastAsia="Times New Roman" w:cs="Times New Roman"/>
-          <w:vertAlign w:val="superscript"/>
-        </w:rPr>
-        <w:t>-1</w:t>
-      </w:r>
-      <w:r>
-        <w:rPr>
-          <w:rStyle w:val="VerbatimChar"/>
-          <w:rFonts w:ascii="Times New Roman" w:hAnsi="Times New Roman" w:eastAsia="Times New Roman" w:cs="Times New Roman"/>
-        </w:rPr>
-        <w:t>·K</w:t>
-      </w:r>
-      <w:r>
-        <w:rPr>
-          <w:rStyle w:val="VerbatimChar"/>
-          <w:rFonts w:ascii="Times New Roman" w:hAnsi="Times New Roman" w:eastAsia="Times New Roman" w:cs="Times New Roman"/>
-          <w:vertAlign w:val="superscript"/>
-        </w:rPr>
-        <w:t>-1</w:t>
-      </w:r>
+      <m:oMath>
+        <m:oMathPr>
+          <m:ctrlPr>
+            <w:rPr>
+              <w:sz w:val="28"/>
+              <w:szCs w:val="28"/>
+            </w:rPr>
+          </m:ctrlPr>
+        </m:oMathPr>
+        <m:r>
+          <m:t>c</m:t>
+        </m:r>
+        <m:r>
+          <m:rPr>
+            <m:sty m:val="p"/>
+          </m:rPr>
+          <m:t>=</m:t>
+        </m:r>
+        <m:r>
+          <m:t>4.18</m:t>
+        </m:r>
+        <m:r>
+          <m:t> </m:t>
+        </m:r>
+        <m:r>
+          <m:rPr>
+            <m:sty m:val="p"/>
+          </m:rPr>
+          <m:t>J</m:t>
+        </m:r>
+        <m:r>
+          <m:rPr>
+            <m:sty m:val="p"/>
+          </m:rPr>
+          <m:t> </m:t>
+        </m:r>
+        <m:sSup>
+          <m:e>
+            <m:r>
+              <m:rPr>
+                <m:sty m:val="p"/>
+              </m:rPr>
+              <m:t>g</m:t>
+            </m:r>
+          </m:e>
+          <m:sup>
+            <m:r>
+              <m:rPr>
+                <m:sty m:val="p"/>
+              </m:rPr>
+              <m:t>−</m:t>
+            </m:r>
+            <m:r>
+              <m:rPr>
+                <m:sty m:val="p"/>
+              </m:rPr>
+              <m:t>1</m:t>
+            </m:r>
+          </m:sup>
+        </m:sSup>
+        <m:sSup>
+          <m:e>
+            <m:r>
+              <m:rPr>
+                <m:sty m:val="p"/>
+              </m:rPr>
+              <m:t>K</m:t>
+            </m:r>
+          </m:e>
+          <m:sup>
+            <m:r>
+              <m:rPr>
+                <m:sty m:val="p"/>
+              </m:rPr>
+              <m:t>−</m:t>
+            </m:r>
+            <m:r>
+              <m:rPr>
+                <m:sty m:val="p"/>
+              </m:rPr>
+              <m:t>1</m:t>
+            </m:r>
+          </m:sup>
+        </m:sSup>
+      </m:oMath>
       <w:r>
         <w:rPr>
           <w:rFonts w:hint="eastAsia" w:ascii="Times New Roman" w:hAnsi="Times New Roman" w:eastAsia="Times New Roman" w:cs="Times New Roman"/>
@@ -21643,26 +21777,104 @@
         </w:rPr>
         <w:t>）、</w:t>
       </w:r>
-      <w:r>
-        <w:rPr>
-          <w:rStyle w:val="VerbatimChar"/>
-          <w:rFonts w:ascii="Times New Roman" w:hAnsi="Times New Roman" w:eastAsia="Times New Roman" w:cs="Times New Roman"/>
-        </w:rPr>
-        <w:t xml:space="preserve">ΔT = 5.20 K</w:t>
-      </w:r>
+      <m:oMath>
+        <m:oMathPr>
+          <m:ctrlPr>
+            <w:rPr>
+              <w:sz w:val="28"/>
+              <w:szCs w:val="28"/>
+            </w:rPr>
+          </m:ctrlPr>
+        </m:oMathPr>
+        <m:r>
+          <m:rPr>
+            <m:sty m:val="p"/>
+          </m:rPr>
+          <m:t>Δ</m:t>
+        </m:r>
+        <m:r>
+          <m:t>T</m:t>
+        </m:r>
+        <m:r>
+          <m:rPr>
+            <m:sty m:val="p"/>
+          </m:rPr>
+          <m:t>=</m:t>
+        </m:r>
+        <m:r>
+          <m:t>5.20</m:t>
+        </m:r>
+        <m:r>
+          <m:t> </m:t>
+        </m:r>
+        <m:r>
+          <m:rPr>
+            <m:sty m:val="p"/>
+          </m:rPr>
+          <m:t>K</m:t>
+        </m:r>
+      </m:oMath>
       <w:r>
         <w:rPr>
           <w:rFonts w:hint="eastAsia" w:ascii="Times New Roman" w:hAnsi="Times New Roman" w:eastAsia="Times New Roman" w:cs="Times New Roman"/>
         </w:rPr>
         <w:t xml:space="preserve">（</w:t>
       </w:r>
-      <w:r>
-        <w:rPr>
-          <w:rStyle w:val="VerbatimChar"/>
-          <w:rFonts w:ascii="Times New Roman" w:hAnsi="Times New Roman" w:eastAsia="Times New Roman" w:cs="Times New Roman"/>
-        </w:rPr>
-        <w:t xml:space="preserve">ΔΔT = 0.05 K</w:t>
-      </w:r>
+      <m:oMath>
+        <m:oMathPr>
+          <m:ctrlPr>
+            <w:rPr>
+              <w:sz w:val="28"/>
+              <w:szCs w:val="28"/>
+            </w:rPr>
+          </m:ctrlPr>
+        </m:oMathPr>
+        <m:r>
+          <m:rPr>
+            <m:sty m:val="p"/>
+          </m:rPr>
+          <m:t>Δ</m:t>
+        </m:r>
+        <m:r>
+          <m:rPr>
+            <m:sty m:val="p"/>
+          </m:rPr>
+          <m:t>(</m:t>
+        </m:r>
+        <m:r>
+          <m:rPr>
+            <m:sty m:val="p"/>
+          </m:rPr>
+          <m:t>Δ</m:t>
+        </m:r>
+        <m:r>
+          <m:t>T</m:t>
+        </m:r>
+        <m:r>
+          <m:rPr>
+            <m:sty m:val="p"/>
+          </m:rPr>
+          <m:t>)</m:t>
+        </m:r>
+        <m:r>
+          <m:rPr>
+            <m:sty m:val="p"/>
+          </m:rPr>
+          <m:t>=</m:t>
+        </m:r>
+        <m:r>
+          <m:t>0.05</m:t>
+        </m:r>
+        <m:r>
+          <m:t> </m:t>
+        </m:r>
+        <m:r>
+          <m:rPr>
+            <m:sty m:val="p"/>
+          </m:rPr>
+          <m:t>K</m:t>
+        </m:r>
+      </m:oMath>
       <w:r>
         <w:rPr>
           <w:rFonts w:hint="eastAsia" w:ascii="Times New Roman" w:hAnsi="Times New Roman" w:eastAsia="Times New Roman" w:cs="Times New Roman"/>
@@ -21675,26 +21887,104 @@
         </w:rPr>
         <w:t xml:space="preserve"> </w:t>
       </w:r>
-      <w:r>
-        <w:rPr>
-          <w:rStyle w:val="VerbatimChar"/>
-          <w:rFonts w:ascii="Times New Roman" w:hAnsi="Times New Roman" w:eastAsia="Times New Roman" w:cs="Times New Roman"/>
-        </w:rPr>
-        <w:t xml:space="preserve">n = 0.0500 mol</w:t>
-      </w:r>
+      <m:oMath>
+        <m:oMathPr>
+          <m:ctrlPr>
+            <w:rPr>
+              <w:sz w:val="28"/>
+              <w:szCs w:val="28"/>
+            </w:rPr>
+          </m:ctrlPr>
+        </m:oMathPr>
+        <m:r>
+          <m:t>n</m:t>
+        </m:r>
+        <m:r>
+          <m:rPr>
+            <m:sty m:val="p"/>
+          </m:rPr>
+          <m:t>=</m:t>
+        </m:r>
+        <m:r>
+          <m:t>0.0500</m:t>
+        </m:r>
+        <m:r>
+          <m:t> </m:t>
+        </m:r>
+        <m:r>
+          <m:rPr>
+            <m:sty m:val="p"/>
+          </m:rPr>
+          <m:t>m</m:t>
+        </m:r>
+        <m:r>
+          <m:rPr>
+            <m:sty m:val="p"/>
+          </m:rPr>
+          <m:t>o</m:t>
+        </m:r>
+        <m:r>
+          <m:rPr>
+            <m:sty m:val="p"/>
+          </m:rPr>
+          <m:t>l</m:t>
+        </m:r>
+      </m:oMath>
       <w:r>
         <w:rPr>
           <w:rFonts w:hint="eastAsia" w:ascii="Times New Roman" w:hAnsi="Times New Roman" w:eastAsia="Times New Roman" w:cs="Times New Roman"/>
         </w:rPr>
         <w:t xml:space="preserve">（</w:t>
       </w:r>
-      <w:r>
-        <w:rPr>
-          <w:rStyle w:val="VerbatimChar"/>
-          <w:rFonts w:ascii="Times New Roman" w:hAnsi="Times New Roman" w:eastAsia="Times New Roman" w:cs="Times New Roman"/>
-        </w:rPr>
-        <w:t xml:space="preserve">Δn = 0.0002 mol</w:t>
-      </w:r>
+      <m:oMath>
+        <m:oMathPr>
+          <m:ctrlPr>
+            <w:rPr>
+              <w:sz w:val="28"/>
+              <w:szCs w:val="28"/>
+            </w:rPr>
+          </m:ctrlPr>
+        </m:oMathPr>
+        <m:r>
+          <m:rPr>
+            <m:sty m:val="p"/>
+          </m:rPr>
+          <m:t>Δ</m:t>
+        </m:r>
+        <m:r>
+          <m:t>n</m:t>
+        </m:r>
+        <m:r>
+          <m:rPr>
+            <m:sty m:val="p"/>
+          </m:rPr>
+          <m:t>=</m:t>
+        </m:r>
+        <m:r>
+          <m:t>0.0002</m:t>
+        </m:r>
+        <m:r>
+          <m:t> </m:t>
+        </m:r>
+        <m:r>
+          <m:rPr>
+            <m:sty m:val="p"/>
+          </m:rPr>
+          <m:t>m</m:t>
+        </m:r>
+        <m:r>
+          <m:rPr>
+            <m:sty m:val="p"/>
+          </m:rPr>
+          <m:t>o</m:t>
+        </m:r>
+        <m:r>
+          <m:rPr>
+            <m:sty m:val="p"/>
+          </m:rPr>
+          <m:t>l</m:t>
+        </m:r>
+      </m:oMath>
       <w:r>
         <w:rPr>
           <w:rFonts w:hint="eastAsia" w:ascii="Times New Roman" w:hAnsi="Times New Roman" w:eastAsia="Times New Roman" w:cs="Times New Roman"/>
@@ -21713,13 +22003,17 @@
         </w:rPr>
         <w:t xml:space="preserve"> </w:t>
       </w:r>
-      <w:r>
-        <w:rPr>
-          <w:rStyle w:val="VerbatimChar"/>
-          <w:rFonts w:ascii="Times New Roman" w:hAnsi="Times New Roman" w:eastAsia="Times New Roman" w:cs="Times New Roman"/>
-        </w:rPr>
-        <w:t xml:space="preserve">ΔH</w:t>
-      </w:r>
+      <m:oMath>
+        <m:r>
+          <m:rPr>
+            <m:sty m:val="p"/>
+          </m:rPr>
+          <m:t>Δ</m:t>
+        </m:r>
+        <m:r>
+          <m:t>H</m:t>
+        </m:r>
+      </m:oMath>
       <w:r>
         <w:rPr>
           <w:rFonts w:ascii="Times New Roman" w:hAnsi="Times New Roman" w:eastAsia="Times New Roman" w:cs="Times New Roman"/>

--- a/06-学生侧材料/讲义/数学工具/数学工具-第5讲-偏导与全微分.docx
+++ b/06-学生侧材料/讲义/数学工具/数学工具-第5讲-偏导与全微分.docx
@@ -3532,13 +3532,11 @@
         </w:rPr>
         <w:t xml:space="preserve"> </w:t>
       </w:r>
-      <w:r>
-        <w:rPr>
-          <w:rStyle w:val="VerbatimChar"/>
-          <w:rFonts w:ascii="Times New Roman" w:hAnsi="Times New Roman" w:eastAsia="Times New Roman" w:cs="Times New Roman"/>
-        </w:rPr>
-        <w:t xml:space="preserve">V</w:t>
-      </w:r>
+      <m:oMath>
+        <m:r>
+          <m:t>V</m:t>
+        </m:r>
+      </m:oMath>
       <w:r>
         <w:rPr>
           <w:rFonts w:ascii="Times New Roman" w:hAnsi="Times New Roman" w:eastAsia="Times New Roman" w:cs="Times New Roman"/>
@@ -3569,18 +3567,63 @@
         </w:rPr>
         <w:t xml:space="preserve"> </w:t>
       </w:r>
-      <w:r>
-        <w:rPr>
-          <w:rStyle w:val="VerbatimChar"/>
-          <w:rFonts w:ascii="Times New Roman" w:hAnsi="Times New Roman" w:eastAsia="Times New Roman" w:cs="Times New Roman"/>
-        </w:rPr>
-        <w:t xml:space="preserve">p = $nRT·V^{-1}</w:t>
-      </w:r>
-      <w:r>
-        <w:rPr>
-          <w:rFonts w:ascii="Times New Roman" w:hAnsi="Times New Roman" w:eastAsia="Times New Roman" w:cs="Times New Roman"/>
-        </w:rPr>
-        <w:t xml:space="preserve">$ </w:t>
+      <m:oMath>
+        <m:oMathPr>
+          <m:ctrlPr>
+            <w:rPr>
+              <w:sz w:val="28"/>
+              <w:szCs w:val="28"/>
+            </w:rPr>
+          </m:ctrlPr>
+        </m:oMathPr>
+        <m:r>
+          <m:t>p</m:t>
+        </m:r>
+        <m:r>
+          <m:rPr>
+            <m:sty m:val="p"/>
+          </m:rPr>
+          <m:t>=</m:t>
+        </m:r>
+        <m:r>
+          <m:t>n</m:t>
+        </m:r>
+        <m:r>
+          <m:t>R</m:t>
+        </m:r>
+        <m:r>
+          <m:t>T</m:t>
+        </m:r>
+        <m:r>
+          <m:rPr>
+            <m:sty m:val="p"/>
+          </m:rPr>
+          <m:t>⋅</m:t>
+        </m:r>
+        <m:sSup>
+          <m:e>
+            <m:r>
+              <m:t>V</m:t>
+            </m:r>
+          </m:e>
+          <m:sup>
+            <m:r>
+              <m:rPr>
+                <m:sty m:val="p"/>
+              </m:rPr>
+              <m:t>−</m:t>
+            </m:r>
+            <m:r>
+              <m:t>1</m:t>
+            </m:r>
+          </m:sup>
+        </m:sSup>
+      </m:oMath>
+      <w:r>
+        <w:rPr>
+          <w:rFonts w:ascii="Times New Roman" w:hAnsi="Times New Roman" w:eastAsia="Times New Roman" w:cs="Times New Roman"/>
+        </w:rPr>
+        <w:t xml:space="preserve"> </w:t>
       </w:r>
       <w:r>
         <w:rPr>

--- a/06-学生侧材料/讲义/数学工具/数学工具-第5讲-偏导与全微分.docx
+++ b/06-学生侧材料/讲义/数学工具/数学工具-第5讲-偏导与全微分.docx
@@ -854,13 +854,49 @@
         </w:rPr>
         <w:t>：</w:t>
       </w:r>
-      <w:r>
-        <w:rPr>
-          <w:rStyle w:val="VerbatimChar"/>
-          <w:rFonts w:ascii="Times New Roman" w:hAnsi="Times New Roman" w:eastAsia="Times New Roman" w:cs="Times New Roman"/>
-        </w:rPr>
-        <w:t xml:space="preserve">[A](t)</w:t>
-      </w:r>
+      <m:oMath>
+        <m:oMathPr>
+          <m:ctrlPr>
+            <w:rPr>
+              <w:sz w:val="28"/>
+              <w:szCs w:val="28"/>
+            </w:rPr>
+          </m:ctrlPr>
+        </m:oMathPr>
+        <m:r>
+          <m:rPr>
+            <m:sty m:val="p"/>
+          </m:rPr>
+          <m:t>[</m:t>
+        </m:r>
+        <m:r>
+          <m:rPr>
+            <m:sty m:val="p"/>
+          </m:rPr>
+          <m:t>A</m:t>
+        </m:r>
+        <m:r>
+          <m:rPr>
+            <m:sty m:val="p"/>
+          </m:rPr>
+          <m:t>]</m:t>
+        </m:r>
+        <m:r>
+          <m:rPr>
+            <m:sty m:val="p"/>
+          </m:rPr>
+          <m:t>(</m:t>
+        </m:r>
+        <m:r>
+          <m:t>t</m:t>
+        </m:r>
+        <m:r>
+          <m:rPr>
+            <m:sty m:val="p"/>
+          </m:rPr>
+          <m:t>)</m:t>
+        </m:r>
+      </m:oMath>
       <w:r>
         <w:rPr>
           <w:rFonts w:ascii="Times New Roman" w:hAnsi="Times New Roman" w:eastAsia="Times New Roman" w:cs="Times New Roman"/>

--- a/06-学生侧材料/讲义/数学工具/数学工具-第5讲-偏导与全微分.docx
+++ b/06-学生侧材料/讲义/数学工具/数学工具-第5讲-偏导与全微分.docx
@@ -31604,7 +31604,7 @@
     <ns0:name ns0:val="Verbatim Char"/>
     <ns0:basedOn ns0:val="BodyTextChar"/>
     <ns0:rPr>
-      <ns0:rFonts ns0:ascii="Times New Roman" ns0:cs="Times New Roman" ns0:eastAsia="FangSong" ns0:hAnsi="Times New Roman"/>
+      <ns0:rFonts ns0:ascii="SimSun" ns0:hAnsi="SimSun" ns0:eastAsia="SimSun" ns0:cs="SimSun"/>
       <ns0:b ns0:val="0"/>
       <ns0:sz ns0:val="20"/>
     </ns0:rPr>
@@ -31682,7 +31682,7 @@
       <w:wordWrap w:val="off"/>
     </w:pPr>
     <ns0:rPr>
-      <w:rFonts ns0:ascii="Times New Roman" ns0:hAnsi="Times New Roman" ns0:eastAsia="FangSong" ns0:cs="Times New Roman"/>
+      <w:rFonts w:ascii="SimSun" w:hAnsi="SimSun" w:eastAsia="SimSun" w:cs="SimSun"/>
     </ns0:rPr>
   </w:style>
   <w:style w:type="character" w:customStyle="1" w:styleId="KeywordTok">
